--- a/docs/DA1-website-va-cms/DA1-10-tra-cuu-ky-thuat.docx
+++ b/docs/DA1-website-va-cms/DA1-10-tra-cuu-ky-thuat.docx
@@ -4,12 +4,12 @@
   <w:body>
     <w:p>
       <w:pPr>
-        <w:spacing w:after="1400"/>
+        <w:spacing w:after="900"/>
       </w:pPr>
     </w:p>
     <w:p>
       <w:pPr>
-        <w:spacing w:after="700"/>
+        <w:spacing w:after="350"/>
         <w:jc w:val="center"/>
       </w:pPr>
       <w:r>
@@ -77,7 +77,7 @@
           <w:top w:val="single" w:color="008E4D" w:sz="12" w:space="18"/>
           <w:bottom w:val="single" w:color="008E4D" w:sz="12" w:space="18"/>
         </w:pBdr>
-        <w:spacing w:after="900" w:before="260"/>
+        <w:spacing w:after="500" w:before="220"/>
         <w:jc w:val="center"/>
       </w:pPr>
       <w:r>
@@ -94,7 +94,7 @@
     </w:p>
     <w:p>
       <w:pPr>
-        <w:spacing w:after="700"/>
+        <w:spacing w:after="350"/>
         <w:jc w:val="center"/>
       </w:pPr>
       <w:r>
@@ -591,7 +591,7 @@
     </w:tbl>
     <w:p>
       <w:pPr>
-        <w:spacing w:after="420"/>
+        <w:spacing w:after="200"/>
       </w:pPr>
     </w:p>
     <w:p>
@@ -981,7 +981,7 @@
     </w:tbl>
     <w:p>
       <w:pPr>
-        <w:spacing w:after="420"/>
+        <w:spacing w:after="200"/>
       </w:pPr>
     </w:p>
     <w:p>
@@ -1061,12 +1061,6 @@
         </w:rPr>
         <w:t xml:space="preserve"/>
       </w:r>
-    </w:p>
-    <w:p>
-      <w:pPr>
-        <w:pageBreakBefore/>
-        <w:spacing w:after="200"/>
-      </w:pPr>
     </w:p>
     <w:tbl>
       <w:tblPr>

--- a/docs/DA1-website-va-cms/DA1-10-tra-cuu-ky-thuat.docx
+++ b/docs/DA1-website-va-cms/DA1-10-tra-cuu-ky-thuat.docx
@@ -526,7 +526,7 @@
                 <w:sz w:val="20"/>
                 <w:szCs w:val="20"/>
               </w:rPr>
-              <w:t xml:space="preserve">Bộ phận Phát triển phần mềm — Công ty Bioscope</w:t>
+              <w:t xml:space="preserve">QuanNH — Team Lead, Công ty OPTIMAI</w:t>
             </w:r>
           </w:p>
         </w:tc>
@@ -583,7 +583,7 @@
                 <w:sz w:val="20"/>
                 <w:szCs w:val="20"/>
               </w:rPr>
-              <w:t xml:space="preserve">Ban Giám đốc</w:t>
+              <w:t xml:space="preserve">Ban Giám đốc Công ty OPTIMAI</w:t>
             </w:r>
           </w:p>
         </w:tc>

--- a/docs/DA1-website-va-cms/DA1-10-tra-cuu-ky-thuat.docx
+++ b/docs/DA1-website-va-cms/DA1-10-tra-cuu-ky-thuat.docx
@@ -9,48 +9,39 @@
     </w:p>
     <w:p>
       <w:pPr>
-        <w:spacing w:after="350"/>
+        <w:spacing w:after="40"/>
         <w:jc w:val="center"/>
       </w:pPr>
       <w:r>
-        <w:drawing>
-          <wp:inline distT="0" distB="0" distL="0" distR="0">
-            <wp:extent cx="2476500" cy="723900"/>
-            <wp:effectExtent t="0" r="0" b="0" l="0"/>
-            <wp:docPr id="1" name="" descr="" title=""/>
-            <wp:cNvGraphicFramePr>
-              <a:graphicFrameLocks xmlns:a="http://schemas.openxmlformats.org/drawingml/2006/main" noChangeAspect="1"/>
-            </wp:cNvGraphicFramePr>
-            <a:graphic xmlns:a="http://schemas.openxmlformats.org/drawingml/2006/main">
-              <a:graphicData uri="http://schemas.openxmlformats.org/drawingml/2006/picture">
-                <pic:pic xmlns:pic="http://schemas.openxmlformats.org/drawingml/2006/picture">
-                  <pic:nvPicPr>
-                    <pic:cNvPr id="0" name="" descr=""/>
-                    <pic:cNvPicPr>
-                      <a:picLocks noChangeAspect="1" noChangeArrowheads="1"/>
-                    </pic:cNvPicPr>
-                  </pic:nvPicPr>
-                  <pic:blipFill>
-                    <a:blip r:embed="rId9" cstate="none"/>
-                    <a:srcRect/>
-                    <a:stretch>
-                      <a:fillRect/>
-                    </a:stretch>
-                  </pic:blipFill>
-                  <pic:spPr bwMode="auto">
-                    <a:xfrm>
-                      <a:off x="0" y="0"/>
-                      <a:ext cx="2476500" cy="723900"/>
-                    </a:xfrm>
-                    <a:prstGeom prst="rect">
-                      <a:avLst/>
-                    </a:prstGeom>
-                  </pic:spPr>
-                </pic:pic>
-              </a:graphicData>
-            </a:graphic>
-          </wp:inline>
-        </w:drawing>
+        <w:rPr>
+          <w:rFonts w:ascii="Be Vietnam Pro" w:cs="Be Vietnam Pro" w:eastAsia="Be Vietnam Pro" w:hAnsi="Be Vietnam Pro"/>
+          <w:b/>
+          <w:bCs/>
+          <w:color w:val="036F3D"/>
+          <w:spacing w:val="160"/>
+          <w:sz w:val="64"/>
+          <w:szCs w:val="64"/>
+        </w:rPr>
+        <w:t xml:space="preserve">OPTIMAI</w:t>
+      </w:r>
+    </w:p>
+    <w:p>
+      <w:pPr>
+        <w:pBdr>
+          <w:top w:val="single" w:color="F58E33" w:sz="8" w:space="10"/>
+        </w:pBdr>
+        <w:spacing w:after="320"/>
+        <w:jc w:val="center"/>
+      </w:pPr>
+      <w:r>
+        <w:rPr>
+          <w:rFonts w:ascii="Be Vietnam Pro" w:cs="Be Vietnam Pro" w:eastAsia="Be Vietnam Pro" w:hAnsi="Be Vietnam Pro"/>
+          <w:color w:val="8A4B12"/>
+          <w:spacing w:val="70"/>
+          <w:sz w:val="16"/>
+          <w:szCs w:val="16"/>
+        </w:rPr>
+        <w:t xml:space="preserve">CÔNG TY PHÁT TRIỂN PHẦN MỀM</w:t>
       </w:r>
     </w:p>
     <w:p>
@@ -5522,23 +5513,27 @@
           </w:tcPr>
           <w:p>
             <w:pPr>
-              <w:spacing w:after="100" w:line="290"/>
-            </w:pPr>
-            <w:r>
-              <w:rPr>
-                <w:rFonts w:ascii="Be Vietnam Pro" w:cs="Be Vietnam Pro" w:eastAsia="Be Vietnam Pro" w:hAnsi="Be Vietnam Pro"/>
-                <w:color w:val="101814"/>
-                <w:sz w:val="20"/>
-                <w:szCs w:val="20"/>
-              </w:rPr>
-              <w:t xml:space="preserve">### ⚠ Vì sao đường dẫn là </w:t>
-            </w:r>
-            <w:r>
-              <w:rPr>
-                <w:rFonts w:ascii="Menlo" w:cs="Menlo" w:eastAsia="Menlo" w:hAnsi="Menlo"/>
-                <w:color w:val="101814"/>
-                <w:sz w:val="20"/>
-                <w:szCs w:val="20"/>
+              <w:spacing w:after="140" w:before="0" w:line="290"/>
+            </w:pPr>
+            <w:r>
+              <w:rPr>
+                <w:rFonts w:ascii="Be Vietnam Pro" w:cs="Be Vietnam Pro" w:eastAsia="Be Vietnam Pro" w:hAnsi="Be Vietnam Pro"/>
+                <w:b/>
+                <w:bCs/>
+                <w:color w:val="036F3D"/>
+                <w:sz w:val="23"/>
+                <w:szCs w:val="23"/>
+              </w:rPr>
+              <w:t xml:space="preserve">⚠ Vì sao đường dẫn là </w:t>
+            </w:r>
+            <w:r>
+              <w:rPr>
+                <w:rFonts w:ascii="Menlo" w:cs="Menlo" w:eastAsia="Menlo" w:hAnsi="Menlo"/>
+                <w:b/>
+                <w:bCs/>
+                <w:color w:val="036F3D"/>
+                <w:sz w:val="23"/>
+                <w:szCs w:val="23"/>
                 <w:shd w:fill="F1F5F3" w:color="auto" w:val="clear"/>
               </w:rPr>
               <w:t xml:space="preserve">blog-comments</w:t>
@@ -5546,18 +5541,22 @@
             <w:r>
               <w:rPr>
                 <w:rFonts w:ascii="Be Vietnam Pro" w:cs="Be Vietnam Pro" w:eastAsia="Be Vietnam Pro" w:hAnsi="Be Vietnam Pro"/>
-                <w:color w:val="101814"/>
-                <w:sz w:val="20"/>
-                <w:szCs w:val="20"/>
+                <w:b/>
+                <w:bCs/>
+                <w:color w:val="036F3D"/>
+                <w:sz w:val="23"/>
+                <w:szCs w:val="23"/>
               </w:rPr>
               <w:t xml:space="preserve"> mà nhóm dữ liệu là </w:t>
             </w:r>
             <w:r>
               <w:rPr>
                 <w:rFonts w:ascii="Menlo" w:cs="Menlo" w:eastAsia="Menlo" w:hAnsi="Menlo"/>
-                <w:color w:val="101814"/>
-                <w:sz w:val="20"/>
-                <w:szCs w:val="20"/>
+                <w:b/>
+                <w:bCs/>
+                <w:color w:val="036F3D"/>
+                <w:sz w:val="23"/>
+                <w:szCs w:val="23"/>
                 <w:shd w:fill="F1F5F3" w:color="auto" w:val="clear"/>
               </w:rPr>
               <w:t xml:space="preserve">post-comments</w:t>
@@ -16221,44 +16220,16 @@
             <w:spacing w:after="0"/>
           </w:pPr>
           <w:r>
-            <w:drawing>
-              <wp:inline distT="0" distB="0" distL="0" distR="0">
-                <wp:extent cx="1009650" cy="295275"/>
-                <wp:effectExtent t="0" r="0" b="0" l="0"/>
-                <wp:docPr id="1" name="" descr="" title=""/>
-                <wp:cNvGraphicFramePr>
-                  <a:graphicFrameLocks xmlns:a="http://schemas.openxmlformats.org/drawingml/2006/main" noChangeAspect="1"/>
-                </wp:cNvGraphicFramePr>
-                <a:graphic xmlns:a="http://schemas.openxmlformats.org/drawingml/2006/main">
-                  <a:graphicData uri="http://schemas.openxmlformats.org/drawingml/2006/picture">
-                    <pic:pic xmlns:pic="http://schemas.openxmlformats.org/drawingml/2006/picture">
-                      <pic:nvPicPr>
-                        <pic:cNvPr id="0" name="" descr=""/>
-                        <pic:cNvPicPr>
-                          <a:picLocks noChangeAspect="1" noChangeArrowheads="1"/>
-                        </pic:cNvPicPr>
-                      </pic:nvPicPr>
-                      <pic:blipFill>
-                        <a:blip r:embed="rId0" cstate="none"/>
-                        <a:srcRect/>
-                        <a:stretch>
-                          <a:fillRect/>
-                        </a:stretch>
-                      </pic:blipFill>
-                      <pic:spPr bwMode="auto">
-                        <a:xfrm>
-                          <a:off x="0" y="0"/>
-                          <a:ext cx="1009650" cy="295275"/>
-                        </a:xfrm>
-                        <a:prstGeom prst="rect">
-                          <a:avLst/>
-                        </a:prstGeom>
-                      </pic:spPr>
-                    </pic:pic>
-                  </a:graphicData>
-                </a:graphic>
-              </wp:inline>
-            </w:drawing>
+            <w:rPr>
+              <w:rFonts w:ascii="Be Vietnam Pro" w:cs="Be Vietnam Pro" w:eastAsia="Be Vietnam Pro" w:hAnsi="Be Vietnam Pro"/>
+              <w:b/>
+              <w:bCs/>
+              <w:color w:val="036F3D"/>
+              <w:spacing w:val="60"/>
+              <w:sz w:val="19"/>
+              <w:szCs w:val="19"/>
+            </w:rPr>
+            <w:t xml:space="preserve">OPTIMAI</w:t>
           </w:r>
         </w:p>
       </w:tc>

--- a/docs/DA1-website-va-cms/DA1-10-tra-cuu-ky-thuat.docx
+++ b/docs/DA1-website-va-cms/DA1-10-tra-cuu-ky-thuat.docx
@@ -517,7 +517,7 @@
                 <w:sz w:val="20"/>
                 <w:szCs w:val="20"/>
               </w:rPr>
-              <w:t xml:space="preserve">QuanNH — Team Lead, Công ty OPTIMAI</w:t>
+              <w:t xml:space="preserve">Quân — Team phát triển, Công ty OPTIMAI</w:t>
             </w:r>
           </w:p>
         </w:tc>
@@ -1000,6 +1000,462 @@
           <w:docGrid w:linePitch="360"/>
         </w:sectPr>
       </w:pPr>
+    </w:p>
+    <w:p>
+      <w:pPr>
+        <w:spacing w:after="140" w:before="120"/>
+      </w:pPr>
+      <w:r>
+        <w:rPr>
+          <w:rFonts w:ascii="Be Vietnam Pro" w:cs="Be Vietnam Pro" w:eastAsia="Be Vietnam Pro" w:hAnsi="Be Vietnam Pro"/>
+          <w:b/>
+          <w:bCs/>
+          <w:color w:val="036F3D"/>
+          <w:spacing w:val="50"/>
+          <w:sz w:val="21"/>
+          <w:szCs w:val="21"/>
+        </w:rPr>
+        <w:t xml:space="preserve">MỤC LỤC</w:t>
+      </w:r>
+    </w:p>
+    <w:p>
+      <w:pPr>
+        <w:spacing w:after="40" w:line="260"/>
+        <w:ind w:left="220"/>
+      </w:pPr>
+      <w:r>
+        <w:rPr>
+          <w:rFonts w:ascii="Be Vietnam Pro" w:cs="Be Vietnam Pro" w:eastAsia="Be Vietnam Pro" w:hAnsi="Be Vietnam Pro"/>
+          <w:color w:val="4A5551"/>
+          <w:sz w:val="19"/>
+          <w:szCs w:val="19"/>
+        </w:rPr>
+        <w:t xml:space="preserve">A1. Xác thực</w:t>
+      </w:r>
+    </w:p>
+    <w:p>
+      <w:pPr>
+        <w:spacing w:after="40" w:line="260"/>
+        <w:ind w:left="220"/>
+      </w:pPr>
+      <w:r>
+        <w:rPr>
+          <w:rFonts w:ascii="Be Vietnam Pro" w:cs="Be Vietnam Pro" w:eastAsia="Be Vietnam Pro" w:hAnsi="Be Vietnam Pro"/>
+          <w:color w:val="4A5551"/>
+          <w:sz w:val="19"/>
+          <w:szCs w:val="19"/>
+        </w:rPr>
+        <w:t xml:space="preserve">A2. Năm phạm vi khoá</w:t>
+      </w:r>
+    </w:p>
+    <w:p>
+      <w:pPr>
+        <w:spacing w:after="40" w:line="260"/>
+        <w:ind w:left="220"/>
+      </w:pPr>
+      <w:r>
+        <w:rPr>
+          <w:rFonts w:ascii="Be Vietnam Pro" w:cs="Be Vietnam Pro" w:eastAsia="Be Vietnam Pro" w:hAnsi="Be Vietnam Pro"/>
+          <w:color w:val="4A5551"/>
+          <w:sz w:val="19"/>
+          <w:szCs w:val="19"/>
+        </w:rPr>
+        <w:t xml:space="preserve">A3. Cấu hình một khoá</w:t>
+      </w:r>
+    </w:p>
+    <w:p>
+      <w:pPr>
+        <w:spacing w:after="40" w:line="260"/>
+        <w:ind w:left="220"/>
+      </w:pPr>
+      <w:r>
+        <w:rPr>
+          <w:rFonts w:ascii="Be Vietnam Pro" w:cs="Be Vietnam Pro" w:eastAsia="Be Vietnam Pro" w:hAnsi="Be Vietnam Pro"/>
+          <w:color w:val="4A5551"/>
+          <w:sz w:val="19"/>
+          <w:szCs w:val="19"/>
+        </w:rPr>
+        <w:t xml:space="preserve">A4. Bảng tra điểm truy cập</w:t>
+      </w:r>
+    </w:p>
+    <w:p>
+      <w:pPr>
+        <w:spacing w:after="40" w:line="260"/>
+        <w:ind w:left="220"/>
+      </w:pPr>
+      <w:r>
+        <w:rPr>
+          <w:rFonts w:ascii="Be Vietnam Pro" w:cs="Be Vietnam Pro" w:eastAsia="Be Vietnam Pro" w:hAnsi="Be Vietnam Pro"/>
+          <w:color w:val="4A5551"/>
+          <w:sz w:val="19"/>
+          <w:szCs w:val="19"/>
+        </w:rPr>
+        <w:t xml:space="preserve">A5. Chốt chặn dữ liệu — hai lớp</w:t>
+      </w:r>
+    </w:p>
+    <w:p>
+      <w:pPr>
+        <w:spacing w:after="40" w:line="260"/>
+        <w:ind w:left="220"/>
+      </w:pPr>
+      <w:r>
+        <w:rPr>
+          <w:rFonts w:ascii="Be Vietnam Pro" w:cs="Be Vietnam Pro" w:eastAsia="Be Vietnam Pro" w:hAnsi="Be Vietnam Pro"/>
+          <w:color w:val="4A5551"/>
+          <w:sz w:val="19"/>
+          <w:szCs w:val="19"/>
+        </w:rPr>
+        <w:t xml:space="preserve">B1. Bình luận</w:t>
+      </w:r>
+    </w:p>
+    <w:p>
+      <w:pPr>
+        <w:spacing w:after="40" w:line="260"/>
+        <w:ind w:left="220"/>
+      </w:pPr>
+      <w:r>
+        <w:rPr>
+          <w:rFonts w:ascii="Be Vietnam Pro" w:cs="Be Vietnam Pro" w:eastAsia="Be Vietnam Pro" w:hAnsi="Be Vietnam Pro"/>
+          <w:color w:val="4A5551"/>
+          <w:sz w:val="19"/>
+          <w:szCs w:val="19"/>
+        </w:rPr>
+        <w:t xml:space="preserve">B2. Chat trực tuyến</w:t>
+      </w:r>
+    </w:p>
+    <w:p>
+      <w:pPr>
+        <w:spacing w:after="40" w:line="260"/>
+        <w:ind w:left="220"/>
+      </w:pPr>
+      <w:r>
+        <w:rPr>
+          <w:rFonts w:ascii="Be Vietnam Pro" w:cs="Be Vietnam Pro" w:eastAsia="Be Vietnam Pro" w:hAnsi="Be Vietnam Pro"/>
+          <w:color w:val="4A5551"/>
+          <w:sz w:val="19"/>
+          <w:szCs w:val="19"/>
+        </w:rPr>
+        <w:t xml:space="preserve">B3. Vận hành</w:t>
+      </w:r>
+    </w:p>
+    <w:p>
+      <w:pPr>
+        <w:spacing w:after="40" w:line="260"/>
+        <w:ind w:left="220"/>
+      </w:pPr>
+      <w:r>
+        <w:rPr>
+          <w:rFonts w:ascii="Be Vietnam Pro" w:cs="Be Vietnam Pro" w:eastAsia="Be Vietnam Pro" w:hAnsi="Be Vietnam Pro"/>
+          <w:color w:val="4A5551"/>
+          <w:sz w:val="19"/>
+          <w:szCs w:val="19"/>
+        </w:rPr>
+        <w:t xml:space="preserve">SC-01 · Trang danh sách trong hệ quản trị trắng trơn</w:t>
+      </w:r>
+    </w:p>
+    <w:p>
+      <w:pPr>
+        <w:spacing w:after="40" w:line="260"/>
+        <w:ind w:left="220"/>
+      </w:pPr>
+      <w:r>
+        <w:rPr>
+          <w:rFonts w:ascii="Be Vietnam Pro" w:cs="Be Vietnam Pro" w:eastAsia="Be Vietnam Pro" w:hAnsi="Be Vietnam Pro"/>
+          <w:color w:val="4A5551"/>
+          <w:sz w:val="19"/>
+          <w:szCs w:val="19"/>
+        </w:rPr>
+        <w:t xml:space="preserve">SC-02 · Điểm truy cập tự viết trả 403 không rõ lý do</w:t>
+      </w:r>
+    </w:p>
+    <w:p>
+      <w:pPr>
+        <w:spacing w:after="40" w:line="260"/>
+        <w:ind w:left="220"/>
+      </w:pPr>
+      <w:r>
+        <w:rPr>
+          <w:rFonts w:ascii="Be Vietnam Pro" w:cs="Be Vietnam Pro" w:eastAsia="Be Vietnam Pro" w:hAnsi="Be Vietnam Pro"/>
+          <w:color w:val="4A5551"/>
+          <w:sz w:val="19"/>
+          <w:szCs w:val="19"/>
+        </w:rPr>
+        <w:t xml:space="preserve">SC-03 · Bài viết một ngôn ngữ hiện ở ngôn ngữ kia, mở ra trắng</w:t>
+      </w:r>
+    </w:p>
+    <w:p>
+      <w:pPr>
+        <w:spacing w:after="40" w:line="260"/>
+        <w:ind w:left="220"/>
+      </w:pPr>
+      <w:r>
+        <w:rPr>
+          <w:rFonts w:ascii="Be Vietnam Pro" w:cs="Be Vietnam Pro" w:eastAsia="Be Vietnam Pro" w:hAnsi="Be Vietnam Pro"/>
+          <w:color w:val="4A5551"/>
+          <w:sz w:val="19"/>
+          <w:szCs w:val="19"/>
+        </w:rPr>
+        <w:t xml:space="preserve">SC-04 · Máy chủ phát triển treo hơn 5 phút mỗi lời gọi</w:t>
+      </w:r>
+    </w:p>
+    <w:p>
+      <w:pPr>
+        <w:spacing w:after="40" w:line="260"/>
+        <w:ind w:left="220"/>
+      </w:pPr>
+      <w:r>
+        <w:rPr>
+          <w:rFonts w:ascii="Be Vietnam Pro" w:cs="Be Vietnam Pro" w:eastAsia="Be Vietnam Pro" w:hAnsi="Be Vietnam Pro"/>
+          <w:color w:val="4A5551"/>
+          <w:sz w:val="19"/>
+          <w:szCs w:val="19"/>
+        </w:rPr>
+        <w:t xml:space="preserve">SC-05 · Chuyển hướng đường dẫn cũ không giữ được thứ hạng tìm kiếm</w:t>
+      </w:r>
+    </w:p>
+    <w:p>
+      <w:pPr>
+        <w:spacing w:after="40" w:line="260"/>
+        <w:ind w:left="220"/>
+      </w:pPr>
+      <w:r>
+        <w:rPr>
+          <w:rFonts w:ascii="Be Vietnam Pro" w:cs="Be Vietnam Pro" w:eastAsia="Be Vietnam Pro" w:hAnsi="Be Vietnam Pro"/>
+          <w:color w:val="4A5551"/>
+          <w:sz w:val="19"/>
+          <w:szCs w:val="19"/>
+        </w:rPr>
+        <w:t xml:space="preserve">SC-06 · Thanh đầu trang tràn ra ngoài màn hình</w:t>
+      </w:r>
+    </w:p>
+    <w:p>
+      <w:pPr>
+        <w:spacing w:after="40" w:line="260"/>
+        <w:ind w:left="220"/>
+      </w:pPr>
+      <w:r>
+        <w:rPr>
+          <w:rFonts w:ascii="Be Vietnam Pro" w:cs="Be Vietnam Pro" w:eastAsia="Be Vietnam Pro" w:hAnsi="Be Vietnam Pro"/>
+          <w:color w:val="4A5551"/>
+          <w:sz w:val="19"/>
+          <w:szCs w:val="19"/>
+        </w:rPr>
+        <w:t xml:space="preserve">SC-07 · Nội dung bài viết hiện sai định dạng</w:t>
+      </w:r>
+    </w:p>
+    <w:p>
+      <w:pPr>
+        <w:spacing w:after="40" w:line="260"/>
+        <w:ind w:left="220"/>
+      </w:pPr>
+      <w:r>
+        <w:rPr>
+          <w:rFonts w:ascii="Be Vietnam Pro" w:cs="Be Vietnam Pro" w:eastAsia="Be Vietnam Pro" w:hAnsi="Be Vietnam Pro"/>
+          <w:color w:val="4A5551"/>
+          <w:sz w:val="19"/>
+          <w:szCs w:val="19"/>
+        </w:rPr>
+        <w:t xml:space="preserve">SC-08 · Thuộc tính lọc khai trong hệ quản trị nhưng không ra web</w:t>
+      </w:r>
+    </w:p>
+    <w:p>
+      <w:pPr>
+        <w:spacing w:after="40" w:line="260"/>
+        <w:ind w:left="220"/>
+      </w:pPr>
+      <w:r>
+        <w:rPr>
+          <w:rFonts w:ascii="Be Vietnam Pro" w:cs="Be Vietnam Pro" w:eastAsia="Be Vietnam Pro" w:hAnsi="Be Vietnam Pro"/>
+          <w:color w:val="4A5551"/>
+          <w:sz w:val="19"/>
+          <w:szCs w:val="19"/>
+        </w:rPr>
+        <w:t xml:space="preserve">SC-09 · </w:t>
+      </w:r>
+      <w:r>
+        <w:rPr>
+          <w:rFonts w:ascii="Menlo" w:cs="Menlo" w:eastAsia="Menlo" w:hAnsi="Menlo"/>
+          <w:color w:val="4A5551"/>
+          <w:sz w:val="19"/>
+          <w:szCs w:val="19"/>
+          <w:shd w:fill="F1F5F3" w:color="auto" w:val="clear"/>
+        </w:rPr>
+        <w:t xml:space="preserve">Cannot find module next/dist/bin/next</w:t>
+      </w:r>
+      <w:r>
+        <w:rPr>
+          <w:rFonts w:ascii="Be Vietnam Pro" w:cs="Be Vietnam Pro" w:eastAsia="Be Vietnam Pro" w:hAnsi="Be Vietnam Pro"/>
+          <w:color w:val="4A5551"/>
+          <w:sz w:val="19"/>
+          <w:szCs w:val="19"/>
+        </w:rPr>
+        <w:t xml:space="preserve"> trong chứa</w:t>
+      </w:r>
+    </w:p>
+    <w:p>
+      <w:pPr>
+        <w:spacing w:after="40" w:line="260"/>
+        <w:ind w:left="220"/>
+      </w:pPr>
+      <w:r>
+        <w:rPr>
+          <w:rFonts w:ascii="Be Vietnam Pro" w:cs="Be Vietnam Pro" w:eastAsia="Be Vietnam Pro" w:hAnsi="Be Vietnam Pro"/>
+          <w:color w:val="4A5551"/>
+          <w:sz w:val="19"/>
+          <w:szCs w:val="19"/>
+        </w:rPr>
+        <w:t xml:space="preserve">SC-10 · </w:t>
+      </w:r>
+      <w:r>
+        <w:rPr>
+          <w:rFonts w:ascii="Menlo" w:cs="Menlo" w:eastAsia="Menlo" w:hAnsi="Menlo"/>
+          <w:color w:val="4A5551"/>
+          <w:sz w:val="19"/>
+          <w:szCs w:val="19"/>
+          <w:shd w:fill="F1F5F3" w:color="auto" w:val="clear"/>
+        </w:rPr>
+        <w:t xml:space="preserve">argument missing</w:t>
+      </w:r>
+      <w:r>
+        <w:rPr>
+          <w:rFonts w:ascii="Be Vietnam Pro" w:cs="Be Vietnam Pro" w:eastAsia="Be Vietnam Pro" w:hAnsi="Be Vietnam Pro"/>
+          <w:color w:val="4A5551"/>
+          <w:sz w:val="19"/>
+          <w:szCs w:val="19"/>
+        </w:rPr>
+        <w:t xml:space="preserve"> khi dựng ảnh chứa</w:t>
+      </w:r>
+    </w:p>
+    <w:p>
+      <w:pPr>
+        <w:spacing w:after="40" w:line="260"/>
+        <w:ind w:left="220"/>
+      </w:pPr>
+      <w:r>
+        <w:rPr>
+          <w:rFonts w:ascii="Be Vietnam Pro" w:cs="Be Vietnam Pro" w:eastAsia="Be Vietnam Pro" w:hAnsi="Be Vietnam Pro"/>
+          <w:color w:val="4A5551"/>
+          <w:sz w:val="19"/>
+          <w:szCs w:val="19"/>
+        </w:rPr>
+        <w:t xml:space="preserve">SC-11 · Tin nhắn chat sang bộ phận kinh doanh bị dồn cục</w:t>
+      </w:r>
+    </w:p>
+    <w:p>
+      <w:pPr>
+        <w:spacing w:after="40" w:line="260"/>
+        <w:ind w:left="220"/>
+      </w:pPr>
+      <w:r>
+        <w:rPr>
+          <w:rFonts w:ascii="Be Vietnam Pro" w:cs="Be Vietnam Pro" w:eastAsia="Be Vietnam Pro" w:hAnsi="Be Vietnam Pro"/>
+          <w:color w:val="4A5551"/>
+          <w:sz w:val="19"/>
+          <w:szCs w:val="19"/>
+        </w:rPr>
+        <w:t xml:space="preserve">SC-12 · Bản dựng hỏng trên máy khác vì </w:t>
+      </w:r>
+      <w:r>
+        <w:rPr>
+          <w:rFonts w:ascii="Menlo" w:cs="Menlo" w:eastAsia="Menlo" w:hAnsi="Menlo"/>
+          <w:color w:val="4A5551"/>
+          <w:sz w:val="19"/>
+          <w:szCs w:val="19"/>
+          <w:shd w:fill="F1F5F3" w:color="auto" w:val="clear"/>
+        </w:rPr>
+        <w:t xml:space="preserve">next-env.d.ts</w:t>
+      </w:r>
+    </w:p>
+    <w:p>
+      <w:pPr>
+        <w:spacing w:after="40" w:line="260"/>
+        <w:ind w:left="220"/>
+      </w:pPr>
+      <w:r>
+        <w:rPr>
+          <w:rFonts w:ascii="Be Vietnam Pro" w:cs="Be Vietnam Pro" w:eastAsia="Be Vietnam Pro" w:hAnsi="Be Vietnam Pro"/>
+          <w:color w:val="4A5551"/>
+          <w:sz w:val="19"/>
+          <w:szCs w:val="19"/>
+        </w:rPr>
+        <w:t xml:space="preserve">D1. Kiểm tra hệ thống</w:t>
+      </w:r>
+    </w:p>
+    <w:p>
+      <w:pPr>
+        <w:spacing w:after="40" w:line="260"/>
+        <w:ind w:left="220"/>
+      </w:pPr>
+      <w:r>
+        <w:rPr>
+          <w:rFonts w:ascii="Be Vietnam Pro" w:cs="Be Vietnam Pro" w:eastAsia="Be Vietnam Pro" w:hAnsi="Be Vietnam Pro"/>
+          <w:color w:val="4A5551"/>
+          <w:sz w:val="19"/>
+          <w:szCs w:val="19"/>
+        </w:rPr>
+        <w:t xml:space="preserve">D2. Cơ sở dữ liệu</w:t>
+      </w:r>
+    </w:p>
+    <w:p>
+      <w:pPr>
+        <w:spacing w:after="40" w:line="260"/>
+        <w:ind w:left="220"/>
+      </w:pPr>
+      <w:r>
+        <w:rPr>
+          <w:rFonts w:ascii="Be Vietnam Pro" w:cs="Be Vietnam Pro" w:eastAsia="Be Vietnam Pro" w:hAnsi="Be Vietnam Pro"/>
+          <w:color w:val="4A5551"/>
+          <w:sz w:val="19"/>
+          <w:szCs w:val="19"/>
+        </w:rPr>
+        <w:t xml:space="preserve">D3. Sao lưu và khôi phục</w:t>
+      </w:r>
+    </w:p>
+    <w:p>
+      <w:pPr>
+        <w:spacing w:after="40" w:line="260"/>
+        <w:ind w:left="220"/>
+      </w:pPr>
+      <w:r>
+        <w:rPr>
+          <w:rFonts w:ascii="Be Vietnam Pro" w:cs="Be Vietnam Pro" w:eastAsia="Be Vietnam Pro" w:hAnsi="Be Vietnam Pro"/>
+          <w:color w:val="4A5551"/>
+          <w:sz w:val="19"/>
+          <w:szCs w:val="19"/>
+        </w:rPr>
+        <w:t xml:space="preserve">D4. Phát triển tại chỗ</w:t>
+      </w:r>
+    </w:p>
+    <w:p>
+      <w:pPr>
+        <w:spacing w:after="40" w:line="260"/>
+        <w:ind w:left="220"/>
+      </w:pPr>
+      <w:r>
+        <w:rPr>
+          <w:rFonts w:ascii="Be Vietnam Pro" w:cs="Be Vietnam Pro" w:eastAsia="Be Vietnam Pro" w:hAnsi="Be Vietnam Pro"/>
+          <w:color w:val="4A5551"/>
+          <w:sz w:val="19"/>
+          <w:szCs w:val="19"/>
+        </w:rPr>
+        <w:t xml:space="preserve">D5. Kiểm tra giao diện lập trình</w:t>
+      </w:r>
+    </w:p>
+    <w:p>
+      <w:pPr>
+        <w:pBdr>
+          <w:bottom w:val="single" w:color="CFE3D8" w:sz="4" w:space="4"/>
+        </w:pBdr>
+        <w:spacing w:after="260" w:before="160"/>
+      </w:pPr>
+      <w:r>
+        <w:rPr>
+          <w:rFonts w:ascii="Be Vietnam Pro" w:cs="Be Vietnam Pro" w:eastAsia="Be Vietnam Pro" w:hAnsi="Be Vietnam Pro"/>
+          <w:sz w:val="2"/>
+          <w:szCs w:val="2"/>
+        </w:rPr>
+        <w:t xml:space="preserve"/>
+      </w:r>
     </w:p>
     <w:p>
       <w:pPr>
